--- a/docs/VRDS_Experiment2_Research_Questions_and_Hypotheses.docx
+++ b/docs/VRDS_Experiment2_Research_Questions_and_Hypotheses.docx
@@ -60,6 +60,7 @@
     </w:p>
     <w:p>
       <w:pPr>
+        <w:keepNext/>
         <w:spacing w:after="120" w:before="280"/>
       </w:pPr>
       <w:r>
@@ -438,6 +439,74 @@
                 <w:color w:val="262626"/>
                 <w:sz w:val="20"/>
               </w:rPr>
+              <w:t>Are people truer to their own values when the decision is not theirs?</w:t>
+            </w:r>
+          </w:p>
+        </w:tc>
+        <w:tc>
+          <w:tcPr>
+            <w:tcW w:type="dxa" w:w="2736"/>
+            <w:vAlign w:val="center"/>
+          </w:tcPr>
+          <w:p>
+            <w:pPr>
+              <w:spacing w:after="20" w:before="20"/>
+            </w:pPr>
+            <w:r/>
+            <w:r>
+              <w:rPr>
+                <w:b w:val="0"/>
+                <w:i w:val="0"/>
+                <w:color w:val="262626"/>
+                <w:sz w:val="20"/>
+              </w:rPr>
+              <w:t>VCI acted (scenario 4) vs. VCI wished (scenario 5)</w:t>
+            </w:r>
+          </w:p>
+        </w:tc>
+      </w:tr>
+      <w:tr>
+        <w:trPr>
+          <w:cantSplit w:val="true"/>
+        </w:trPr>
+        <w:tc>
+          <w:tcPr>
+            <w:tcW w:type="dxa" w:w="648"/>
+            <w:vAlign w:val="center"/>
+          </w:tcPr>
+          <w:p>
+            <w:pPr>
+              <w:spacing w:after="20" w:before="20"/>
+            </w:pPr>
+            <w:r/>
+            <w:r>
+              <w:rPr>
+                <w:b/>
+                <w:i w:val="0"/>
+                <w:color w:val="262626"/>
+                <w:sz w:val="20"/>
+              </w:rPr>
+              <w:t>Q5</w:t>
+            </w:r>
+          </w:p>
+        </w:tc>
+        <w:tc>
+          <w:tcPr>
+            <w:tcW w:type="dxa" w:w="6264"/>
+            <w:vAlign w:val="center"/>
+          </w:tcPr>
+          <w:p>
+            <w:pPr>
+              <w:spacing w:after="20" w:before="20"/>
+            </w:pPr>
+            <w:r/>
+            <w:r>
+              <w:rPr>
+                <w:b w:val="0"/>
+                <w:i w:val="0"/>
+                <w:color w:val="262626"/>
+                <w:sz w:val="20"/>
+              </w:rPr>
               <w:t>Under an employer's values, do people adopt them, compromise, or hold their own?</w:t>
             </w:r>
           </w:p>
@@ -485,7 +554,7 @@
                 <w:color w:val="262626"/>
                 <w:sz w:val="20"/>
               </w:rPr>
-              <w:t>Q5</w:t>
+              <w:t>Q6</w:t>
             </w:r>
           </w:p>
         </w:tc>
@@ -528,6 +597,74 @@
                 <w:sz w:val="20"/>
               </w:rPr>
               <w:t>Red-line crossings by position</w:t>
+            </w:r>
+          </w:p>
+        </w:tc>
+      </w:tr>
+      <w:tr>
+        <w:trPr>
+          <w:cantSplit w:val="true"/>
+        </w:trPr>
+        <w:tc>
+          <w:tcPr>
+            <w:tcW w:type="dxa" w:w="648"/>
+            <w:vAlign w:val="center"/>
+          </w:tcPr>
+          <w:p>
+            <w:pPr>
+              <w:spacing w:after="20" w:before="20"/>
+            </w:pPr>
+            <w:r/>
+            <w:r>
+              <w:rPr>
+                <w:b/>
+                <w:i w:val="0"/>
+                <w:color w:val="262626"/>
+                <w:sz w:val="20"/>
+              </w:rPr>
+              <w:t>Q7</w:t>
+            </w:r>
+          </w:p>
+        </w:tc>
+        <w:tc>
+          <w:tcPr>
+            <w:tcW w:type="dxa" w:w="6264"/>
+            <w:vAlign w:val="center"/>
+          </w:tcPr>
+          <w:p>
+            <w:pPr>
+              <w:spacing w:after="20" w:before="20"/>
+            </w:pPr>
+            <w:r/>
+            <w:r>
+              <w:rPr>
+                <w:b w:val="0"/>
+                <w:i w:val="0"/>
+                <w:color w:val="262626"/>
+                <w:sz w:val="20"/>
+              </w:rPr>
+              <w:t>When people do not know their position (the veil), how close do they stay to their own values, compared with when they know it?</w:t>
+            </w:r>
+          </w:p>
+        </w:tc>
+        <w:tc>
+          <w:tcPr>
+            <w:tcW w:type="dxa" w:w="2736"/>
+            <w:vAlign w:val="center"/>
+          </w:tcPr>
+          <w:p>
+            <w:pPr>
+              <w:spacing w:after="20" w:before="20"/>
+            </w:pPr>
+            <w:r/>
+            <w:r>
+              <w:rPr>
+                <w:b w:val="0"/>
+                <w:i w:val="0"/>
+                <w:color w:val="262626"/>
+                <w:sz w:val="20"/>
+              </w:rPr>
+              <w:t>Scenario 6 next to the five positions</w:t>
             </w:r>
           </w:p>
         </w:tc>
@@ -582,7 +719,7 @@
                 <w:color w:val="262626"/>
                 <w:sz w:val="20"/>
               </w:rPr>
-              <w:t>Q6</w:t>
+              <w:t>Q8</w:t>
             </w:r>
           </w:p>
         </w:tc>
@@ -650,7 +787,7 @@
                 <w:color w:val="262626"/>
                 <w:sz w:val="20"/>
               </w:rPr>
-              <w:t>Q7</w:t>
+              <w:t>Q9</w:t>
             </w:r>
           </w:p>
         </w:tc>
@@ -718,7 +855,7 @@
                 <w:color w:val="262626"/>
                 <w:sz w:val="20"/>
               </w:rPr>
-              <w:t>Q8</w:t>
+              <w:t>Q10</w:t>
             </w:r>
           </w:p>
         </w:tc>
@@ -786,7 +923,7 @@
                 <w:color w:val="262626"/>
                 <w:sz w:val="20"/>
               </w:rPr>
-              <w:t>Q9</w:t>
+              <w:t>Q11</w:t>
             </w:r>
           </w:p>
         </w:tc>
@@ -854,7 +991,7 @@
                 <w:color w:val="262626"/>
                 <w:sz w:val="20"/>
               </w:rPr>
-              <w:t>Q10</w:t>
+              <w:t>Q12</w:t>
             </w:r>
           </w:p>
         </w:tc>
@@ -951,7 +1088,7 @@
                 <w:color w:val="262626"/>
                 <w:sz w:val="20"/>
               </w:rPr>
-              <w:t>Q11</w:t>
+              <w:t>Q13</w:t>
             </w:r>
           </w:p>
         </w:tc>
@@ -1019,7 +1156,7 @@
                 <w:color w:val="262626"/>
                 <w:sz w:val="20"/>
               </w:rPr>
-              <w:t>Q12</w:t>
+              <w:t>Q14</w:t>
             </w:r>
           </w:p>
         </w:tc>
@@ -1116,7 +1253,7 @@
                 <w:color w:val="262626"/>
                 <w:sz w:val="20"/>
               </w:rPr>
-              <w:t>Q13</w:t>
+              <w:t>Q15</w:t>
             </w:r>
           </w:p>
         </w:tc>
@@ -1184,7 +1321,7 @@
                 <w:color w:val="262626"/>
                 <w:sz w:val="20"/>
               </w:rPr>
-              <w:t>Q14</w:t>
+              <w:t>Q16</w:t>
             </w:r>
           </w:p>
         </w:tc>
@@ -1252,7 +1389,7 @@
                 <w:color w:val="262626"/>
                 <w:sz w:val="20"/>
               </w:rPr>
-              <w:t>Q15</w:t>
+              <w:t>Q17</w:t>
             </w:r>
           </w:p>
         </w:tc>
@@ -1349,7 +1486,7 @@
                 <w:color w:val="262626"/>
                 <w:sz w:val="20"/>
               </w:rPr>
-              <w:t>Q16</w:t>
+              <w:t>Q18</w:t>
             </w:r>
           </w:p>
         </w:tc>
@@ -1417,7 +1554,7 @@
                 <w:color w:val="262626"/>
                 <w:sz w:val="20"/>
               </w:rPr>
-              <w:t>Q17</w:t>
+              <w:t>Q19</w:t>
             </w:r>
           </w:p>
         </w:tc>
@@ -1485,7 +1622,7 @@
                 <w:color w:val="262626"/>
                 <w:sz w:val="20"/>
               </w:rPr>
-              <w:t>Q18</w:t>
+              <w:t>Q20</w:t>
             </w:r>
           </w:p>
         </w:tc>
@@ -1582,7 +1719,7 @@
                 <w:color w:val="262626"/>
                 <w:sz w:val="20"/>
               </w:rPr>
-              <w:t>Q19</w:t>
+              <w:t>Q21</w:t>
             </w:r>
           </w:p>
         </w:tc>
@@ -1650,7 +1787,7 @@
                 <w:color w:val="262626"/>
                 <w:sz w:val="20"/>
               </w:rPr>
-              <w:t>Q20</w:t>
+              <w:t>Q22</w:t>
             </w:r>
           </w:p>
         </w:tc>
@@ -1718,7 +1855,7 @@
                 <w:color w:val="262626"/>
                 <w:sz w:val="20"/>
               </w:rPr>
-              <w:t>Q21</w:t>
+              <w:t>Q23</w:t>
             </w:r>
           </w:p>
         </w:tc>
@@ -1768,6 +1905,7 @@
     </w:tbl>
     <w:p>
       <w:pPr>
+        <w:keepNext/>
         <w:spacing w:after="120" w:before="280"/>
       </w:pPr>
       <w:r>
@@ -2690,6 +2828,142 @@
           </w:p>
         </w:tc>
       </w:tr>
+      <w:tr>
+        <w:trPr>
+          <w:cantSplit w:val="true"/>
+        </w:trPr>
+        <w:tc>
+          <w:tcPr>
+            <w:tcW w:type="dxa" w:w="648"/>
+            <w:vAlign w:val="center"/>
+          </w:tcPr>
+          <w:p>
+            <w:pPr>
+              <w:spacing w:after="20" w:before="20"/>
+            </w:pPr>
+            <w:r/>
+            <w:r>
+              <w:rPr>
+                <w:b/>
+                <w:i w:val="0"/>
+                <w:color w:val="262626"/>
+                <w:sz w:val="20"/>
+              </w:rPr>
+              <w:t>H12</w:t>
+            </w:r>
+          </w:p>
+        </w:tc>
+        <w:tc>
+          <w:tcPr>
+            <w:tcW w:type="dxa" w:w="6264"/>
+            <w:vAlign w:val="center"/>
+          </w:tcPr>
+          <w:p>
+            <w:pPr>
+              <w:spacing w:after="20" w:before="20"/>
+            </w:pPr>
+            <w:r/>
+            <w:r>
+              <w:rPr>
+                <w:b w:val="0"/>
+                <w:i w:val="0"/>
+                <w:color w:val="262626"/>
+                <w:sz w:val="20"/>
+              </w:rPr>
+              <w:t>People are truer to their own values when the decision is not theirs: VCI wished is higher than VCI acted.</w:t>
+            </w:r>
+          </w:p>
+        </w:tc>
+        <w:tc>
+          <w:tcPr>
+            <w:tcW w:type="dxa" w:w="2736"/>
+            <w:vAlign w:val="center"/>
+          </w:tcPr>
+          <w:p>
+            <w:pPr>
+              <w:spacing w:after="20" w:before="20"/>
+            </w:pPr>
+            <w:r/>
+            <w:r>
+              <w:rPr>
+                <w:b w:val="0"/>
+                <w:i w:val="0"/>
+                <w:color w:val="262626"/>
+                <w:sz w:val="20"/>
+              </w:rPr>
+              <w:t>Wilcoxon signed-rank, one-sided</w:t>
+            </w:r>
+          </w:p>
+        </w:tc>
+      </w:tr>
+      <w:tr>
+        <w:trPr>
+          <w:cantSplit w:val="true"/>
+        </w:trPr>
+        <w:tc>
+          <w:tcPr>
+            <w:tcW w:type="dxa" w:w="648"/>
+            <w:vAlign w:val="center"/>
+          </w:tcPr>
+          <w:p>
+            <w:pPr>
+              <w:spacing w:after="20" w:before="20"/>
+            </w:pPr>
+            <w:r/>
+            <w:r>
+              <w:rPr>
+                <w:b/>
+                <w:i w:val="0"/>
+                <w:color w:val="262626"/>
+                <w:sz w:val="20"/>
+              </w:rPr>
+              <w:t>H13</w:t>
+            </w:r>
+          </w:p>
+        </w:tc>
+        <w:tc>
+          <w:tcPr>
+            <w:tcW w:type="dxa" w:w="6264"/>
+            <w:vAlign w:val="center"/>
+          </w:tcPr>
+          <w:p>
+            <w:pPr>
+              <w:spacing w:after="20" w:before="20"/>
+            </w:pPr>
+            <w:r/>
+            <w:r>
+              <w:rPr>
+                <w:b w:val="0"/>
+                <w:i w:val="0"/>
+                <w:color w:val="262626"/>
+                <w:sz w:val="20"/>
+              </w:rPr>
+              <w:t>Departure from one's own values behind the veil, not knowing one's position, differs from the departure in the five known positions.</w:t>
+            </w:r>
+          </w:p>
+        </w:tc>
+        <w:tc>
+          <w:tcPr>
+            <w:tcW w:type="dxa" w:w="2736"/>
+            <w:vAlign w:val="center"/>
+          </w:tcPr>
+          <w:p>
+            <w:pPr>
+              <w:spacing w:after="20" w:before="20"/>
+            </w:pPr>
+            <w:r/>
+            <w:r>
+              <w:rPr>
+                <w:b w:val="0"/>
+                <w:i w:val="0"/>
+                <w:color w:val="262626"/>
+                <w:sz w:val="20"/>
+              </w:rPr>
+              <w:t>Paired Wilcoxon, two-sided</w:t>
+            </w:r>
+          </w:p>
+        </w:tc>
+      </w:tr>
     </w:tbl>
     <w:p>
       <w:pPr>
@@ -2706,12 +2980,8 @@
       </w:r>
     </w:p>
     <w:p>
-      <w:r>
-        <w:br w:type="page"/>
-      </w:r>
-    </w:p>
-    <w:p>
       <w:pPr>
+        <w:keepNext/>
         <w:spacing w:after="120" w:before="280"/>
       </w:pPr>
       <w:r>
@@ -3176,6 +3446,142 @@
                 <w:color w:val="262626"/>
                 <w:sz w:val="20"/>
               </w:rPr>
+              <w:t>VCI acted and VCI wished</w:t>
+            </w:r>
+          </w:p>
+        </w:tc>
+        <w:tc>
+          <w:tcPr>
+            <w:tcW w:type="dxa" w:w="5112"/>
+            <w:vAlign w:val="center"/>
+          </w:tcPr>
+          <w:p>
+            <w:pPr>
+              <w:spacing w:after="20" w:before="20"/>
+            </w:pPr>
+            <w:r/>
+            <w:r>
+              <w:rPr>
+                <w:b w:val="0"/>
+                <w:i w:val="0"/>
+                <w:color w:val="262626"/>
+                <w:sz w:val="20"/>
+              </w:rPr>
+              <w:t>Consistency with one's own values when deciding for colleagues (scenario 4) and when only wishing, with the same decision landing on oneself (scenario 5), judged on the same values.</w:t>
+            </w:r>
+          </w:p>
+        </w:tc>
+        <w:tc>
+          <w:tcPr>
+            <w:tcW w:type="dxa" w:w="2016"/>
+            <w:vAlign w:val="center"/>
+          </w:tcPr>
+          <w:p>
+            <w:pPr>
+              <w:spacing w:after="20" w:before="20"/>
+            </w:pPr>
+            <w:r/>
+            <w:r>
+              <w:rPr>
+                <w:b w:val="0"/>
+                <w:i w:val="0"/>
+                <w:color w:val="262626"/>
+                <w:sz w:val="20"/>
+              </w:rPr>
+              <w:t>Same scale as VCI · wished − acted = the responsibility gap</w:t>
+            </w:r>
+          </w:p>
+        </w:tc>
+      </w:tr>
+      <w:tr>
+        <w:trPr>
+          <w:cantSplit w:val="true"/>
+        </w:trPr>
+        <w:tc>
+          <w:tcPr>
+            <w:tcW w:type="dxa" w:w="2520"/>
+            <w:vAlign w:val="center"/>
+          </w:tcPr>
+          <w:p>
+            <w:pPr>
+              <w:spacing w:after="20" w:before="20"/>
+            </w:pPr>
+            <w:r/>
+            <w:r>
+              <w:rPr>
+                <w:b/>
+                <w:i w:val="0"/>
+                <w:color w:val="262626"/>
+                <w:sz w:val="20"/>
+              </w:rPr>
+              <w:t>Veil reference (scenario 6)</w:t>
+            </w:r>
+          </w:p>
+        </w:tc>
+        <w:tc>
+          <w:tcPr>
+            <w:tcW w:type="dxa" w:w="5112"/>
+            <w:vAlign w:val="center"/>
+          </w:tcPr>
+          <w:p>
+            <w:pPr>
+              <w:spacing w:after="20" w:before="20"/>
+            </w:pPr>
+            <w:r/>
+            <w:r>
+              <w:rPr>
+                <w:b w:val="0"/>
+                <w:i w:val="0"/>
+                <w:color w:val="262626"/>
+                <w:sz w:val="20"/>
+              </w:rPr>
+              <w:t>How close the rule chosen without knowing one's position stays to one's own values, shown next to the five known positions.</w:t>
+            </w:r>
+          </w:p>
+        </w:tc>
+        <w:tc>
+          <w:tcPr>
+            <w:tcW w:type="dxa" w:w="2016"/>
+            <w:vAlign w:val="center"/>
+          </w:tcPr>
+          <w:p>
+            <w:pPr>
+              <w:spacing w:after="20" w:before="20"/>
+            </w:pPr>
+            <w:r/>
+            <w:r>
+              <w:rPr>
+                <w:b w:val="0"/>
+                <w:i w:val="0"/>
+                <w:color w:val="262626"/>
+                <w:sz w:val="20"/>
+              </w:rPr>
+              <w:t>0 = the closest rule · 100 = the farthest</w:t>
+            </w:r>
+          </w:p>
+        </w:tc>
+      </w:tr>
+      <w:tr>
+        <w:trPr>
+          <w:cantSplit w:val="true"/>
+        </w:trPr>
+        <w:tc>
+          <w:tcPr>
+            <w:tcW w:type="dxa" w:w="2520"/>
+            <w:vAlign w:val="center"/>
+          </w:tcPr>
+          <w:p>
+            <w:pPr>
+              <w:spacing w:after="20" w:before="20"/>
+            </w:pPr>
+            <w:r/>
+            <w:r>
+              <w:rPr>
+                <w:b/>
+                <w:i w:val="0"/>
+                <w:color w:val="262626"/>
+                <w:sz w:val="20"/>
+              </w:rPr>
               <w:t>CVR (value-reflection step)</w:t>
             </w:r>
           </w:p>
@@ -3435,6 +3841,7 @@
     </w:p>
     <w:p>
       <w:pPr>
+        <w:keepNext/>
         <w:spacing w:after="120" w:before="280"/>
       </w:pPr>
       <w:r>
